--- a/frontend/src/廠商投標表單/廠商投標表單/退還押標金申請單.docx
+++ b/frontend/src/廠商投標表單/廠商投標表單/退還押標金申請單.docx
@@ -49,7 +49,7 @@
                     <w:rPr>
                       <w:sz w:val="20"/>
                     </w:rPr>
-                    <w:t>3</w:t>
+                    <w:t>4</w:t>
                   </w:r>
                   <w:r>
                     <w:rPr>
@@ -62,8 +62,10 @@
                       <w:rFonts w:hint="eastAsia"/>
                       <w:sz w:val="20"/>
                     </w:rPr>
-                    <w:t>12</w:t>
+                    <w:t>06</w:t>
                   </w:r>
+                  <w:bookmarkStart w:id="0" w:name="_GoBack"/>
+                  <w:bookmarkEnd w:id="0"/>
                   <w:r>
                     <w:rPr>
                       <w:rFonts w:hint="eastAsia"/>
@@ -292,8 +294,6 @@
         </w:rPr>
         <w:t>3.□以代存方式退還。</w:t>
       </w:r>
-      <w:bookmarkStart w:id="0" w:name="_GoBack"/>
-      <w:bookmarkEnd w:id="0"/>
     </w:p>
     <w:p>
       <w:pPr>
